--- a/docs/docx/analiz_finsostoyaniya.docx
+++ b/docs/docx/analiz_finsostoyaniya.docx
@@ -81,7 +81,7 @@
     <w:p/>
     <w:p>
       <w:r>
-        <w:t>«__» __________ 20__ г.</w:t>
+        <w:t>{{ДАТА}}</w:t>
       </w:r>
     </w:p>
     <w:sectPr>

--- a/docs/docx/analiz_finsostoyaniya.docx
+++ b/docs/docx/analiz_finsostoyaniya.docx
@@ -58,7 +58,7 @@
     </w:p>
     <w:p>
       <w:r>
-        <w:t>6. Вывод о достаточности имущества для покрытия судебных расходов и вознаграждения: {{ВЫВОД_ДОСТАТОЧНОСТЬ}}.</w:t>
+        <w:t>6. Вывод о достаточности имущества для покрытия судебных расходов и вознаграждения: {{ВЫВОД_ДОСТАТОЧНОСТЬ}}, {{ОСНОВА_ДОСТАТОЧНОСТИ}}.</w:t>
       </w:r>
     </w:p>
     <w:p>

--- a/docs/docx/analiz_finsostoyaniya.docx
+++ b/docs/docx/analiz_finsostoyaniya.docx
@@ -4,6 +4,7 @@
   <w:body>
     <w:p>
       <w:pPr>
+        <w:keepNext/>
         <w:jc w:val="center"/>
       </w:pPr>
       <w:r>
@@ -21,65 +22,132 @@
       </w:r>
     </w:p>
     <w:p>
+      <w:pPr>
+        <w:keepNext/>
+        <w:keepLines/>
+      </w:pPr>
       <w:r>
         <w:t>Анализируемый период: {{ПЕРИОД_С}} — {{ПЕРИОД_ПО}}.</w:t>
       </w:r>
     </w:p>
     <w:p>
+      <w:pPr>
+        <w:keepNext/>
+        <w:keepLines/>
+      </w:pPr>
       <w:r>
         <w:t>Источники: бухгалтерская отчётность, ответы на запросы, документы должника.</w:t>
       </w:r>
     </w:p>
-    <w:p/>
     <w:p>
+      <w:pPr>
+        <w:keepNext/>
+        <w:keepLines/>
+      </w:pPr>
+    </w:p>
+    <w:p>
+      <w:pPr>
+        <w:keepNext/>
+        <w:keepLines/>
+      </w:pPr>
       <w:r>
         <w:t>1. Общие сведения о должнике и его деятельности: {{ОБЩИЕ_СВЕДЕНИЯ}}.</w:t>
       </w:r>
     </w:p>
     <w:p>
+      <w:pPr>
+        <w:keepNext/>
+        <w:keepLines/>
+      </w:pPr>
       <w:r>
         <w:t>2. Анализ внешних условий деятельности и рынков: {{ВНЕШНИЕ_УСЛОВИЯ}}.</w:t>
       </w:r>
     </w:p>
     <w:p>
+      <w:pPr>
+        <w:keepNext/>
+        <w:keepLines/>
+      </w:pPr>
       <w:r>
         <w:t>3. Коэффициенты финансово-хозяйственной деятельности (по Правилам № 367): платёжеспособность, финансовая устойчивость, деловая активность — {{КОЭФФИЦИЕНТЫ}}.</w:t>
       </w:r>
     </w:p>
     <w:p>
+      <w:pPr>
+        <w:keepNext/>
+        <w:keepLines/>
+      </w:pPr>
       <w:r>
         <w:t>4. Анализ активов и пассивов: {{АКТИВЫ_ПАССИВЫ}}.</w:t>
       </w:r>
     </w:p>
     <w:p>
+      <w:pPr>
+        <w:keepNext/>
+        <w:keepLines/>
+      </w:pPr>
       <w:r>
         <w:t>5. Вывод о возможности (невозможности) восстановления платёжеспособности: {{ВЫВОД_ПЛАТЁЖЕСПОСОБНОСТЬ}}.</w:t>
       </w:r>
     </w:p>
     <w:p>
+      <w:pPr>
+        <w:keepNext/>
+        <w:keepLines/>
+      </w:pPr>
       <w:r>
         <w:t>6. Вывод о достаточности имущества для покрытия судебных расходов и вознаграждения: {{ВЫВОД_ДОСТАТОЧНОСТЬ}}, {{ОСНОВА_ДОСТАТОЧНОСТИ}}.</w:t>
       </w:r>
     </w:p>
     <w:p>
+      <w:pPr>
+        <w:keepNext/>
+        <w:keepLines/>
+      </w:pPr>
       <w:r>
         <w:t>7. Рекомендуемая процедура: {{РЕКОМЕНДУЕМАЯ_ПРОЦЕДУРА}}.</w:t>
       </w:r>
     </w:p>
-    <w:p/>
     <w:p>
+      <w:pPr>
+        <w:keepNext/>
+        <w:keepLines/>
+      </w:pPr>
+    </w:p>
+    <w:p>
+      <w:pPr>
+        <w:keepNext/>
+        <w:keepLines/>
+      </w:pPr>
       <w:r>
         <w:t>{{ВИД_УПРАВЛЯЮЩЕГО}} {{ДОЛЖНИК_НАИМЕНОВАНИЕ}}</w:t>
       </w:r>
     </w:p>
-    <w:p/>
     <w:p>
+      <w:pPr>
+        <w:keepNext/>
+        <w:keepLines/>
+      </w:pPr>
+    </w:p>
+    <w:p>
+      <w:pPr>
+        <w:keepNext/>
+        <w:keepLines/>
+      </w:pPr>
       <w:r>
         <w:t>__________________ / {{ФИО_УПРАВЛЯЮЩЕГО}} /</w:t>
       </w:r>
     </w:p>
-    <w:p/>
     <w:p>
+      <w:pPr>
+        <w:keepNext/>
+        <w:keepLines/>
+      </w:pPr>
+    </w:p>
+    <w:p>
+      <w:pPr>
+        <w:keepLines/>
+      </w:pPr>
       <w:r>
         <w:t>{{ДАТА}}</w:t>
       </w:r>
@@ -460,6 +528,7 @@
     <w:rPr>
       <w:rFonts w:ascii="Times New Roman" w:hAnsi="Times New Roman"/>
       <w:sz w:val="24"/>
+      <w:lang w:val="ru-RU" w:eastAsia="ru-RU"/>
     </w:rPr>
   </w:style>
   <w:style w:type="paragraph" w:styleId="Header">

--- a/docs/docx/analiz_finsostoyaniya.docx
+++ b/docs/docx/analiz_finsostoyaniya.docx
@@ -135,7 +135,7 @@
         <w:keepLines/>
       </w:pPr>
       <w:r>
-        <w:t>__________________ / {{ФИО_УПРАВЛЯЮЩЕГО}} /</w:t>
+        <w:t>__________________ {{ФИО_УПРАВЛЯЮЩЕГО_ИОФ}}</w:t>
       </w:r>
     </w:p>
     <w:p>
